--- a/public/CV_Thomas_Labetouille_EN.docx
+++ b/public/CV_Thomas_Labetouille_EN.docx
@@ -180,7 +180,7 @@
               </w:rPr>
               <w:t xml:space="preserve">  •  </w:t>
             </w:r>
-            <w:hyperlink w:history="1" r:id="rIdcrpz_6mnu2cbtnlh2nkxc">
+            <w:hyperlink w:history="1" r:id="rIdsmslxaryeepyzgoqk7sjl">
               <w:r>
                 <w:rPr>
                   <w:rFonts w:ascii="Calibri" w:cs="Calibri" w:eastAsia="Calibri" w:hAnsi="Calibri"/>
@@ -201,7 +201,7 @@
               </w:rPr>
               <w:t xml:space="preserve">  •  </w:t>
             </w:r>
-            <w:hyperlink w:history="1" r:id="rIda0xju91oekiqxobvx6pvg">
+            <w:hyperlink w:history="1" r:id="rIdy1awykpzqkc3xah4wo1u2">
               <w:r>
                 <w:rPr>
                   <w:rFonts w:ascii="Calibri" w:cs="Calibri" w:eastAsia="Calibri" w:hAnsi="Calibri"/>
@@ -222,7 +222,7 @@
               </w:rPr>
               <w:t xml:space="preserve">  •  </w:t>
             </w:r>
-            <w:hyperlink w:history="1" r:id="rIdcm-la92i0sxmnswm0xk9w">
+            <w:hyperlink w:history="1" r:id="rIdi3q66dczq43imjvel6x4l">
               <w:r>
                 <w:rPr>
                   <w:rFonts w:ascii="Calibri" w:cs="Calibri" w:eastAsia="Calibri" w:hAnsi="Calibri"/>
@@ -286,7 +286,7 @@
           <w:sz w:val="19"/>
           <w:szCs w:val="19"/>
         </w:rPr>
-        <w:t xml:space="preserve">Systems built around locally-run language models, agent-driven editor tooling, and Unreal Engine 5 gameplay programming (C++). One thread runs through all of it: code that compiles and appears to work is not correct code — so every project ships with the means to verify it along the real execution path (regression suites, property-based tests, mutation testing, playtest agents, CI).</w:t>
+        <w:t xml:space="preserve">Software developer — curious, persistent, and as comfortable working on my own as in a distributed team. I work on systems built around language models, editor tooling and Unreal Engine 5 gameplay (C++). I like to understand a system properly before touching it, and I would rather check that something works than claim that it does.</w:t>
       </w:r>
     </w:p>
     <w:p>
